--- a/Тесты/Инструкция автотест.docx
+++ b/Тесты/Инструкция автотест.docx
@@ -183,6 +183,7 @@
       <w:r>
         <w:rPr>
           <w:rFonts w:ascii="Times New Roman" w:hAnsi="Times New Roman"/>
+          <w:noProof/>
           <w:szCs w:val="28"/>
         </w:rPr>
         <w:drawing>
@@ -536,10 +537,11 @@
       </w:pPr>
       <w:r>
         <w:rPr>
+          <w:noProof/>
           <w:szCs w:val="28"/>
         </w:rPr>
         <w:drawing>
-          <wp:inline distT="0" distB="0" distL="0" distR="0" wp14:anchorId="58ADE15D" wp14:editId="5DDA46E8">
+          <wp:inline distT="0" distB="0" distL="0" distR="0" wp14:anchorId="58ADE15D" wp14:editId="74E034B4">
             <wp:extent cx="9201150" cy="2365375"/>
             <wp:effectExtent l="0" t="0" r="0" b="5080"/>
             <wp:docPr id="691495018" name="Рисунок 2"/>
@@ -719,6 +721,7 @@
       </w:pPr>
       <w:r>
         <w:rPr>
+          <w:noProof/>
           <w:szCs w:val="28"/>
         </w:rPr>
         <w:drawing>
@@ -780,6 +783,7 @@
     </w:p>
     <w:p>
       <w:pPr>
+        <w:pStyle w:val="a9"/>
         <w:numPr>
           <w:ilvl w:val="0"/>
           <w:numId w:val="1"/>
@@ -796,7 +800,28 @@
           <w:szCs w:val="28"/>
         </w:rPr>
         <w:lastRenderedPageBreak/>
-        <w:t xml:space="preserve">После того как открылся сценарий запускайте </w:t>
+        <w:t xml:space="preserve">Также, при проведении тестирования по сценарию для проверки корректности формирования отчета по анализу выставленных актов бухгалтером </w:t>
+      </w:r>
+      <w:r>
+        <w:rPr>
+          <w:rFonts w:ascii="Times New Roman" w:hAnsi="Times New Roman"/>
+          <w:szCs w:val="28"/>
+        </w:rPr>
+        <w:t>сначала сохранит</w:t>
+      </w:r>
+      <w:r>
+        <w:rPr>
+          <w:rFonts w:ascii="Times New Roman" w:hAnsi="Times New Roman"/>
+          <w:szCs w:val="28"/>
+        </w:rPr>
+        <w:t>е</w:t>
+      </w:r>
+      <w:r>
+        <w:rPr>
+          <w:rFonts w:ascii="Times New Roman" w:hAnsi="Times New Roman"/>
+          <w:szCs w:val="28"/>
+        </w:rPr>
+        <w:t xml:space="preserve"> прилагаемый файл «</w:t>
       </w:r>
       <w:proofErr w:type="spellStart"/>
       <w:r>
@@ -804,6 +829,468 @@
           <w:rFonts w:ascii="Times New Roman" w:hAnsi="Times New Roman"/>
           <w:szCs w:val="28"/>
         </w:rPr>
+        <w:t>ОтчетЭталон</w:t>
+      </w:r>
+      <w:proofErr w:type="spellEnd"/>
+      <w:r>
+        <w:rPr>
+          <w:rFonts w:ascii="Times New Roman" w:hAnsi="Times New Roman"/>
+          <w:szCs w:val="28"/>
+        </w:rPr>
+        <w:t>» по следующему пути: «</w:t>
+      </w:r>
+      <w:r>
+        <w:rPr>
+          <w:rFonts w:ascii="Times New Roman" w:hAnsi="Times New Roman"/>
+          <w:szCs w:val="28"/>
+          <w:lang w:val="en-US"/>
+        </w:rPr>
+        <w:t>C</w:t>
+      </w:r>
+      <w:r>
+        <w:rPr>
+          <w:rFonts w:ascii="Times New Roman" w:hAnsi="Times New Roman"/>
+          <w:szCs w:val="28"/>
+        </w:rPr>
+        <w:t>:\</w:t>
+      </w:r>
+      <w:r>
+        <w:rPr>
+          <w:rFonts w:ascii="Times New Roman" w:hAnsi="Times New Roman" w:hint="eastAsia"/>
+          <w:szCs w:val="28"/>
+        </w:rPr>
+        <w:t>Отчет</w:t>
+      </w:r>
+      <w:r>
+        <w:rPr>
+          <w:rFonts w:ascii="Times New Roman" w:hAnsi="Times New Roman"/>
+          <w:szCs w:val="28"/>
+        </w:rPr>
+        <w:t xml:space="preserve"> </w:t>
+      </w:r>
+      <w:r>
+        <w:rPr>
+          <w:rFonts w:ascii="Times New Roman" w:hAnsi="Times New Roman" w:hint="eastAsia"/>
+          <w:szCs w:val="28"/>
+        </w:rPr>
+        <w:t>Эталон</w:t>
+      </w:r>
+      <w:r>
+        <w:rPr>
+          <w:rFonts w:ascii="Times New Roman" w:hAnsi="Times New Roman"/>
+          <w:szCs w:val="28"/>
+        </w:rPr>
+        <w:t>\</w:t>
+      </w:r>
+      <w:r>
+        <w:rPr>
+          <w:rFonts w:ascii="Times New Roman" w:hAnsi="Times New Roman"/>
+          <w:szCs w:val="28"/>
+        </w:rPr>
+        <w:t>» (необходимо создать каталог «</w:t>
+      </w:r>
+      <w:r>
+        <w:rPr>
+          <w:rFonts w:ascii="Times New Roman" w:hAnsi="Times New Roman" w:hint="eastAsia"/>
+          <w:szCs w:val="28"/>
+        </w:rPr>
+        <w:t>Отчет</w:t>
+      </w:r>
+      <w:r>
+        <w:rPr>
+          <w:rFonts w:ascii="Times New Roman" w:hAnsi="Times New Roman"/>
+          <w:szCs w:val="28"/>
+        </w:rPr>
+        <w:t xml:space="preserve"> </w:t>
+      </w:r>
+      <w:r>
+        <w:rPr>
+          <w:rFonts w:ascii="Times New Roman" w:hAnsi="Times New Roman" w:hint="eastAsia"/>
+          <w:szCs w:val="28"/>
+        </w:rPr>
+        <w:t>Эталон</w:t>
+      </w:r>
+      <w:r>
+        <w:rPr>
+          <w:rFonts w:ascii="Times New Roman" w:hAnsi="Times New Roman"/>
+          <w:szCs w:val="28"/>
+        </w:rPr>
+        <w:t xml:space="preserve">» на диске «С» компьютера). </w:t>
+      </w:r>
+      <w:proofErr w:type="gramStart"/>
+      <w:r>
+        <w:rPr>
+          <w:rFonts w:ascii="Times New Roman" w:hAnsi="Times New Roman"/>
+          <w:szCs w:val="28"/>
+        </w:rPr>
+        <w:t>Далее  откр</w:t>
+      </w:r>
+      <w:r>
+        <w:rPr>
+          <w:rFonts w:ascii="Times New Roman" w:hAnsi="Times New Roman"/>
+          <w:szCs w:val="28"/>
+        </w:rPr>
+        <w:t>ойте</w:t>
+      </w:r>
+      <w:proofErr w:type="gramEnd"/>
+      <w:r>
+        <w:rPr>
+          <w:rFonts w:ascii="Times New Roman" w:hAnsi="Times New Roman"/>
+          <w:szCs w:val="28"/>
+        </w:rPr>
+        <w:t xml:space="preserve"> его в соответствующем подключенном клиенте тестирования</w:t>
+      </w:r>
+      <w:r>
+        <w:rPr>
+          <w:rFonts w:ascii="Times New Roman" w:hAnsi="Times New Roman"/>
+          <w:szCs w:val="28"/>
+        </w:rPr>
+        <w:t>.</w:t>
+      </w:r>
+    </w:p>
+    <w:p>
+      <w:pPr>
+        <w:spacing w:line="360" w:lineRule="auto"/>
+        <w:ind w:left="720"/>
+        <w:rPr>
+          <w:rFonts w:ascii="Times New Roman" w:hAnsi="Times New Roman"/>
+          <w:szCs w:val="28"/>
+        </w:rPr>
+      </w:pPr>
+      <w:r>
+        <w:rPr>
+          <w:rFonts w:ascii="Times New Roman" w:hAnsi="Times New Roman"/>
+          <w:szCs w:val="28"/>
+        </w:rPr>
+        <w:drawing>
+          <wp:inline distT="0" distB="0" distL="0" distR="0" wp14:anchorId="5636618B" wp14:editId="60358B09">
+            <wp:extent cx="6238875" cy="3629768"/>
+            <wp:effectExtent l="0" t="0" r="0" b="8890"/>
+            <wp:docPr id="2104293296" name="Рисунок 2"/>
+            <wp:cNvGraphicFramePr>
+              <a:graphicFrameLocks xmlns:a="http://schemas.openxmlformats.org/drawingml/2006/main" noChangeAspect="1"/>
+            </wp:cNvGraphicFramePr>
+            <a:graphic xmlns:a="http://schemas.openxmlformats.org/drawingml/2006/main">
+              <a:graphicData uri="http://schemas.openxmlformats.org/drawingml/2006/picture">
+                <pic:pic xmlns:pic="http://schemas.openxmlformats.org/drawingml/2006/picture">
+                  <pic:nvPicPr>
+                    <pic:cNvPr id="0" name="Picture 6"/>
+                    <pic:cNvPicPr>
+                      <a:picLocks noChangeAspect="1" noChangeArrowheads="1"/>
+                    </pic:cNvPicPr>
+                  </pic:nvPicPr>
+                  <pic:blipFill>
+                    <a:blip r:embed="rId12">
+                      <a:extLst>
+                        <a:ext uri="{28A0092B-C50C-407E-A947-70E740481C1C}">
+                          <a14:useLocalDpi xmlns:a14="http://schemas.microsoft.com/office/drawing/2010/main" val="0"/>
+                        </a:ext>
+                      </a:extLst>
+                    </a:blip>
+                    <a:srcRect/>
+                    <a:stretch>
+                      <a:fillRect/>
+                    </a:stretch>
+                  </pic:blipFill>
+                  <pic:spPr bwMode="auto">
+                    <a:xfrm>
+                      <a:off x="0" y="0"/>
+                      <a:ext cx="6238875" cy="3629768"/>
+                    </a:xfrm>
+                    <a:prstGeom prst="rect">
+                      <a:avLst/>
+                    </a:prstGeom>
+                    <a:noFill/>
+                    <a:ln>
+                      <a:noFill/>
+                    </a:ln>
+                  </pic:spPr>
+                </pic:pic>
+              </a:graphicData>
+            </a:graphic>
+          </wp:inline>
+        </w:drawing>
+      </w:r>
+    </w:p>
+    <w:p>
+      <w:pPr>
+        <w:spacing w:line="360" w:lineRule="auto"/>
+        <w:ind w:left="720"/>
+        <w:rPr>
+          <w:rFonts w:ascii="Times New Roman" w:hAnsi="Times New Roman"/>
+          <w:szCs w:val="28"/>
+        </w:rPr>
+      </w:pPr>
+    </w:p>
+    <w:p>
+      <w:pPr>
+        <w:tabs>
+          <w:tab w:val="left" w:pos="1035"/>
+        </w:tabs>
+        <w:rPr>
+          <w:rFonts w:ascii="Times New Roman" w:hAnsi="Times New Roman"/>
+          <w:szCs w:val="28"/>
+        </w:rPr>
+      </w:pPr>
+      <w:r>
+        <w:rPr>
+          <w:rFonts w:ascii="Times New Roman" w:hAnsi="Times New Roman"/>
+          <w:szCs w:val="28"/>
+        </w:rPr>
+        <w:tab/>
+      </w:r>
+    </w:p>
+    <w:p>
+      <w:pPr>
+        <w:tabs>
+          <w:tab w:val="left" w:pos="1035"/>
+        </w:tabs>
+        <w:rPr>
+          <w:rFonts w:ascii="Times New Roman" w:hAnsi="Times New Roman"/>
+          <w:szCs w:val="28"/>
+        </w:rPr>
+      </w:pPr>
+      <w:r>
+        <w:rPr>
+          <w:rFonts w:ascii="Times New Roman" w:hAnsi="Times New Roman"/>
+          <w:szCs w:val="28"/>
+        </w:rPr>
+        <w:lastRenderedPageBreak/>
+        <w:drawing>
+          <wp:inline distT="0" distB="0" distL="0" distR="0" wp14:anchorId="4D592337" wp14:editId="7AEFEAA5">
+            <wp:extent cx="5838825" cy="3823120"/>
+            <wp:effectExtent l="0" t="0" r="0" b="6350"/>
+            <wp:docPr id="493602889" name="Рисунок 6"/>
+            <wp:cNvGraphicFramePr>
+              <a:graphicFrameLocks xmlns:a="http://schemas.openxmlformats.org/drawingml/2006/main" noChangeAspect="1"/>
+            </wp:cNvGraphicFramePr>
+            <a:graphic xmlns:a="http://schemas.openxmlformats.org/drawingml/2006/main">
+              <a:graphicData uri="http://schemas.openxmlformats.org/drawingml/2006/picture">
+                <pic:pic xmlns:pic="http://schemas.openxmlformats.org/drawingml/2006/picture">
+                  <pic:nvPicPr>
+                    <pic:cNvPr id="0" name="Picture 23"/>
+                    <pic:cNvPicPr>
+                      <a:picLocks noChangeAspect="1" noChangeArrowheads="1"/>
+                    </pic:cNvPicPr>
+                  </pic:nvPicPr>
+                  <pic:blipFill>
+                    <a:blip r:embed="rId13">
+                      <a:extLst>
+                        <a:ext uri="{28A0092B-C50C-407E-A947-70E740481C1C}">
+                          <a14:useLocalDpi xmlns:a14="http://schemas.microsoft.com/office/drawing/2010/main" val="0"/>
+                        </a:ext>
+                      </a:extLst>
+                    </a:blip>
+                    <a:srcRect/>
+                    <a:stretch>
+                      <a:fillRect/>
+                    </a:stretch>
+                  </pic:blipFill>
+                  <pic:spPr bwMode="auto">
+                    <a:xfrm>
+                      <a:off x="0" y="0"/>
+                      <a:ext cx="5870305" cy="3843732"/>
+                    </a:xfrm>
+                    <a:prstGeom prst="rect">
+                      <a:avLst/>
+                    </a:prstGeom>
+                    <a:noFill/>
+                    <a:ln>
+                      <a:noFill/>
+                    </a:ln>
+                  </pic:spPr>
+                </pic:pic>
+              </a:graphicData>
+            </a:graphic>
+          </wp:inline>
+        </w:drawing>
+      </w:r>
+    </w:p>
+    <w:p>
+      <w:pPr>
+        <w:pStyle w:val="a9"/>
+        <w:spacing w:line="360" w:lineRule="auto"/>
+        <w:rPr>
+          <w:rFonts w:ascii="Times New Roman" w:hAnsi="Times New Roman"/>
+          <w:szCs w:val="28"/>
+        </w:rPr>
+      </w:pPr>
+    </w:p>
+    <w:p>
+      <w:pPr>
+        <w:pStyle w:val="a9"/>
+        <w:spacing w:line="360" w:lineRule="auto"/>
+        <w:rPr>
+          <w:rFonts w:ascii="Times New Roman" w:hAnsi="Times New Roman"/>
+          <w:szCs w:val="28"/>
+        </w:rPr>
+      </w:pPr>
+      <w:r>
+        <w:rPr>
+          <w:rFonts w:ascii="Times New Roman" w:hAnsi="Times New Roman"/>
+          <w:szCs w:val="28"/>
+        </w:rPr>
+        <w:t>После открытия файла внесите в него необходимые правки:</w:t>
+      </w:r>
+      <w:r>
+        <w:rPr>
+          <w:rFonts w:ascii="Times New Roman" w:hAnsi="Times New Roman"/>
+          <w:szCs w:val="28"/>
+        </w:rPr>
+        <w:t xml:space="preserve"> </w:t>
+      </w:r>
+    </w:p>
+    <w:p>
+      <w:pPr>
+        <w:pStyle w:val="a9"/>
+        <w:spacing w:line="360" w:lineRule="auto"/>
+        <w:rPr>
+          <w:rFonts w:ascii="Times New Roman" w:hAnsi="Times New Roman"/>
+          <w:szCs w:val="28"/>
+        </w:rPr>
+      </w:pPr>
+      <w:r>
+        <w:rPr>
+          <w:rFonts w:ascii="Times New Roman" w:hAnsi="Times New Roman"/>
+          <w:szCs w:val="28"/>
+        </w:rPr>
+        <w:t>- в зависимости от периода, который будет выбран для формирования отчета, проставьте суммы ожидаемой абонентской платы;</w:t>
+      </w:r>
+    </w:p>
+    <w:p>
+      <w:pPr>
+        <w:pStyle w:val="a9"/>
+        <w:spacing w:line="360" w:lineRule="auto"/>
+        <w:rPr>
+          <w:rFonts w:ascii="Times New Roman" w:hAnsi="Times New Roman"/>
+          <w:szCs w:val="28"/>
+        </w:rPr>
+      </w:pPr>
+      <w:r>
+        <w:rPr>
+          <w:rFonts w:ascii="Times New Roman" w:hAnsi="Times New Roman"/>
+          <w:szCs w:val="28"/>
+        </w:rPr>
+        <w:t>- на основании документов обслуживания клиентов за выбранный для отчета период проставьте ожидаемую сумму обслуживания;</w:t>
+      </w:r>
+    </w:p>
+    <w:p>
+      <w:pPr>
+        <w:pStyle w:val="a9"/>
+        <w:spacing w:line="360" w:lineRule="auto"/>
+        <w:rPr>
+          <w:rFonts w:ascii="Times New Roman" w:hAnsi="Times New Roman"/>
+          <w:szCs w:val="28"/>
+        </w:rPr>
+      </w:pPr>
+      <w:r>
+        <w:rPr>
+          <w:rFonts w:ascii="Times New Roman" w:hAnsi="Times New Roman"/>
+          <w:szCs w:val="28"/>
+        </w:rPr>
+        <w:t>- посчитайте и скорректируйте итоги на основании внесенных правок.</w:t>
+      </w:r>
+    </w:p>
+    <w:p>
+      <w:pPr>
+        <w:pStyle w:val="a9"/>
+        <w:spacing w:line="360" w:lineRule="auto"/>
+        <w:rPr>
+          <w:rFonts w:ascii="Times New Roman" w:hAnsi="Times New Roman"/>
+          <w:szCs w:val="28"/>
+        </w:rPr>
+      </w:pPr>
+      <w:r>
+        <w:rPr>
+          <w:rFonts w:ascii="Times New Roman" w:hAnsi="Times New Roman"/>
+          <w:szCs w:val="28"/>
+        </w:rPr>
+        <w:lastRenderedPageBreak/>
+        <w:drawing>
+          <wp:inline distT="0" distB="0" distL="0" distR="0" wp14:anchorId="193EE124" wp14:editId="786DE6D6">
+            <wp:extent cx="4948237" cy="4043267"/>
+            <wp:effectExtent l="0" t="0" r="5080" b="0"/>
+            <wp:docPr id="694728608" name="Рисунок 8"/>
+            <wp:cNvGraphicFramePr>
+              <a:graphicFrameLocks xmlns:a="http://schemas.openxmlformats.org/drawingml/2006/main" noChangeAspect="1"/>
+            </wp:cNvGraphicFramePr>
+            <a:graphic xmlns:a="http://schemas.openxmlformats.org/drawingml/2006/main">
+              <a:graphicData uri="http://schemas.openxmlformats.org/drawingml/2006/picture">
+                <pic:pic xmlns:pic="http://schemas.openxmlformats.org/drawingml/2006/picture">
+                  <pic:nvPicPr>
+                    <pic:cNvPr id="0" name="Picture 30"/>
+                    <pic:cNvPicPr>
+                      <a:picLocks noChangeAspect="1" noChangeArrowheads="1"/>
+                    </pic:cNvPicPr>
+                  </pic:nvPicPr>
+                  <pic:blipFill>
+                    <a:blip r:embed="rId14" cstate="print">
+                      <a:extLst>
+                        <a:ext uri="{28A0092B-C50C-407E-A947-70E740481C1C}">
+                          <a14:useLocalDpi xmlns:a14="http://schemas.microsoft.com/office/drawing/2010/main" val="0"/>
+                        </a:ext>
+                      </a:extLst>
+                    </a:blip>
+                    <a:srcRect/>
+                    <a:stretch>
+                      <a:fillRect/>
+                    </a:stretch>
+                  </pic:blipFill>
+                  <pic:spPr bwMode="auto">
+                    <a:xfrm>
+                      <a:off x="0" y="0"/>
+                      <a:ext cx="4996202" cy="4082460"/>
+                    </a:xfrm>
+                    <a:prstGeom prst="rect">
+                      <a:avLst/>
+                    </a:prstGeom>
+                    <a:noFill/>
+                    <a:ln>
+                      <a:noFill/>
+                    </a:ln>
+                  </pic:spPr>
+                </pic:pic>
+              </a:graphicData>
+            </a:graphic>
+          </wp:inline>
+        </w:drawing>
+      </w:r>
+    </w:p>
+    <w:p>
+      <w:pPr>
+        <w:spacing w:line="360" w:lineRule="auto"/>
+        <w:rPr>
+          <w:rFonts w:ascii="Times New Roman" w:hAnsi="Times New Roman"/>
+          <w:szCs w:val="28"/>
+        </w:rPr>
+      </w:pPr>
+    </w:p>
+    <w:p>
+      <w:pPr>
+        <w:pStyle w:val="a9"/>
+        <w:numPr>
+          <w:ilvl w:val="0"/>
+          <w:numId w:val="1"/>
+        </w:numPr>
+        <w:spacing w:line="360" w:lineRule="auto"/>
+        <w:rPr>
+          <w:rFonts w:ascii="Times New Roman" w:hAnsi="Times New Roman"/>
+          <w:szCs w:val="28"/>
+        </w:rPr>
+      </w:pPr>
+      <w:r>
+        <w:rPr>
+          <w:rFonts w:ascii="Times New Roman" w:hAnsi="Times New Roman"/>
+          <w:szCs w:val="28"/>
+        </w:rPr>
+        <w:t xml:space="preserve">После того, как открылся сценарий, запускайте </w:t>
+      </w:r>
+      <w:proofErr w:type="spellStart"/>
+      <w:r>
+        <w:rPr>
+          <w:rFonts w:ascii="Times New Roman" w:hAnsi="Times New Roman"/>
+          <w:szCs w:val="28"/>
+        </w:rPr>
         <w:t>автотест</w:t>
       </w:r>
       <w:proofErr w:type="spellEnd"/>
@@ -816,12 +1303,10 @@
       </w:r>
       <w:r>
         <w:rPr>
-          <w:rFonts w:ascii="Times New Roman" w:hAnsi="Times New Roman"/>
           <w:noProof/>
-          <w:szCs w:val="28"/>
         </w:rPr>
         <w:drawing>
-          <wp:inline distT="0" distB="0" distL="0" distR="0" wp14:anchorId="55A245FF" wp14:editId="4D642825">
+          <wp:inline distT="0" distB="0" distL="0" distR="0" wp14:anchorId="65D2C84F" wp14:editId="625B6AD2">
             <wp:extent cx="190526" cy="171474"/>
             <wp:effectExtent l="0" t="0" r="0" b="0"/>
             <wp:docPr id="16" name="Picture 16"/>
@@ -834,7 +1319,7 @@
                     <pic:cNvPicPr/>
                   </pic:nvPicPr>
                   <pic:blipFill>
-                    <a:blip r:embed="rId12"/>
+                    <a:blip r:embed="rId15"/>
                     <a:stretch/>
                   </pic:blipFill>
                   <pic:spPr>
@@ -880,6 +1365,17 @@
     </w:p>
     <w:p>
       <w:pPr>
+        <w:tabs>
+          <w:tab w:val="left" w:pos="1035"/>
+        </w:tabs>
+        <w:rPr>
+          <w:rFonts w:ascii="Times New Roman" w:hAnsi="Times New Roman"/>
+          <w:szCs w:val="28"/>
+        </w:rPr>
+      </w:pPr>
+    </w:p>
+    <w:p>
+      <w:pPr>
         <w:spacing w:line="360" w:lineRule="auto"/>
         <w:ind w:left="720"/>
         <w:rPr>
@@ -890,10 +1386,12 @@
       <w:r>
         <w:rPr>
           <w:rFonts w:ascii="Times New Roman" w:hAnsi="Times New Roman"/>
-          <w:szCs w:val="28"/>
-        </w:rPr>
+          <w:noProof/>
+          <w:szCs w:val="28"/>
+        </w:rPr>
+        <w:lastRenderedPageBreak/>
         <w:drawing>
-          <wp:inline distT="0" distB="0" distL="0" distR="0" wp14:anchorId="793969AB" wp14:editId="72CEE7A3">
+          <wp:inline distT="0" distB="0" distL="0" distR="0" wp14:anchorId="793969AB" wp14:editId="4B1161C2">
             <wp:extent cx="7829610" cy="4986338"/>
             <wp:effectExtent l="0" t="0" r="0" b="5080"/>
             <wp:docPr id="1097130376" name="Рисунок 4"/>
@@ -910,7 +1408,7 @@
                     </pic:cNvPicPr>
                   </pic:nvPicPr>
                   <pic:blipFill>
-                    <a:blip r:embed="rId13" cstate="print">
+                    <a:blip r:embed="rId16" cstate="print">
                       <a:extLst>
                         <a:ext uri="{28A0092B-C50C-407E-A947-70E740481C1C}">
                           <a14:useLocalDpi xmlns:a14="http://schemas.microsoft.com/office/drawing/2010/main" val="0"/>
@@ -1102,8 +1600,189 @@
       </w:pPr>
     </w:lvl>
   </w:abstractNum>
+  <w:abstractNum w:abstractNumId="1" w15:restartNumberingAfterBreak="0">
+    <w:nsid w:val="3A354627"/>
+    <w:multiLevelType w:val="multilevel"/>
+    <w:tmpl w:val="F4E6B284"/>
+    <w:lvl w:ilvl="0">
+      <w:start w:val="1"/>
+      <w:numFmt w:val="decimal"/>
+      <w:lvlText w:val="%1)"/>
+      <w:lvlJc w:val="left"/>
+      <w:pPr>
+        <w:ind w:left="720" w:hanging="360"/>
+      </w:pPr>
+    </w:lvl>
+    <w:lvl w:ilvl="1">
+      <w:start w:val="1"/>
+      <w:numFmt w:val="russianLower"/>
+      <w:lvlText w:val="%2)"/>
+      <w:lvlJc w:val="left"/>
+      <w:pPr>
+        <w:ind w:left="1440" w:hanging="360"/>
+      </w:pPr>
+    </w:lvl>
+    <w:lvl w:ilvl="2">
+      <w:start w:val="1"/>
+      <w:numFmt w:val="lowerRoman"/>
+      <w:lvlText w:val="%3)"/>
+      <w:lvlJc w:val="right"/>
+      <w:pPr>
+        <w:ind w:left="2160" w:hanging="360"/>
+      </w:pPr>
+    </w:lvl>
+    <w:lvl w:ilvl="3">
+      <w:start w:val="1"/>
+      <w:numFmt w:val="decimal"/>
+      <w:lvlText w:val="%4)"/>
+      <w:lvlJc w:val="left"/>
+      <w:pPr>
+        <w:ind w:left="2880" w:hanging="360"/>
+      </w:pPr>
+    </w:lvl>
+    <w:lvl w:ilvl="4">
+      <w:start w:val="1"/>
+      <w:numFmt w:val="russianLower"/>
+      <w:lvlText w:val="%5)"/>
+      <w:lvlJc w:val="left"/>
+      <w:pPr>
+        <w:ind w:left="3600" w:hanging="360"/>
+      </w:pPr>
+    </w:lvl>
+    <w:lvl w:ilvl="5">
+      <w:start w:val="1"/>
+      <w:numFmt w:val="lowerRoman"/>
+      <w:lvlText w:val="%6)"/>
+      <w:lvlJc w:val="right"/>
+      <w:pPr>
+        <w:ind w:left="4320" w:hanging="360"/>
+      </w:pPr>
+    </w:lvl>
+    <w:lvl w:ilvl="6">
+      <w:start w:val="1"/>
+      <w:numFmt w:val="decimal"/>
+      <w:lvlText w:val="%7."/>
+      <w:lvlJc w:val="left"/>
+      <w:pPr>
+        <w:ind w:left="5040" w:hanging="360"/>
+      </w:pPr>
+    </w:lvl>
+    <w:lvl w:ilvl="7">
+      <w:start w:val="1"/>
+      <w:numFmt w:val="russianLower"/>
+      <w:lvlText w:val="%8."/>
+      <w:lvlJc w:val="left"/>
+      <w:pPr>
+        <w:ind w:left="5760" w:hanging="360"/>
+      </w:pPr>
+    </w:lvl>
+    <w:lvl w:ilvl="8">
+      <w:start w:val="1"/>
+      <w:numFmt w:val="lowerRoman"/>
+      <w:lvlText w:val="%9."/>
+      <w:lvlJc w:val="right"/>
+      <w:pPr>
+        <w:ind w:left="6480" w:hanging="360"/>
+      </w:pPr>
+    </w:lvl>
+  </w:abstractNum>
+  <w:abstractNum w:abstractNumId="2" w15:restartNumberingAfterBreak="0">
+    <w:nsid w:val="61E14145"/>
+    <w:multiLevelType w:val="hybridMultilevel"/>
+    <w:tmpl w:val="7C401AF4"/>
+    <w:lvl w:ilvl="0" w:tplc="D5D4C300">
+      <w:start w:val="10"/>
+      <w:numFmt w:val="decimal"/>
+      <w:lvlText w:val="%1)"/>
+      <w:lvlJc w:val="left"/>
+      <w:pPr>
+        <w:ind w:left="735" w:hanging="375"/>
+      </w:pPr>
+      <w:rPr>
+        <w:rFonts w:hint="default"/>
+      </w:rPr>
+    </w:lvl>
+    <w:lvl w:ilvl="1" w:tplc="04190019" w:tentative="1">
+      <w:start w:val="1"/>
+      <w:numFmt w:val="lowerLetter"/>
+      <w:lvlText w:val="%2."/>
+      <w:lvlJc w:val="left"/>
+      <w:pPr>
+        <w:ind w:left="1440" w:hanging="360"/>
+      </w:pPr>
+    </w:lvl>
+    <w:lvl w:ilvl="2" w:tplc="0419001B" w:tentative="1">
+      <w:start w:val="1"/>
+      <w:numFmt w:val="lowerRoman"/>
+      <w:lvlText w:val="%3."/>
+      <w:lvlJc w:val="right"/>
+      <w:pPr>
+        <w:ind w:left="2160" w:hanging="180"/>
+      </w:pPr>
+    </w:lvl>
+    <w:lvl w:ilvl="3" w:tplc="0419000F" w:tentative="1">
+      <w:start w:val="1"/>
+      <w:numFmt w:val="decimal"/>
+      <w:lvlText w:val="%4."/>
+      <w:lvlJc w:val="left"/>
+      <w:pPr>
+        <w:ind w:left="2880" w:hanging="360"/>
+      </w:pPr>
+    </w:lvl>
+    <w:lvl w:ilvl="4" w:tplc="04190019" w:tentative="1">
+      <w:start w:val="1"/>
+      <w:numFmt w:val="lowerLetter"/>
+      <w:lvlText w:val="%5."/>
+      <w:lvlJc w:val="left"/>
+      <w:pPr>
+        <w:ind w:left="3600" w:hanging="360"/>
+      </w:pPr>
+    </w:lvl>
+    <w:lvl w:ilvl="5" w:tplc="0419001B" w:tentative="1">
+      <w:start w:val="1"/>
+      <w:numFmt w:val="lowerRoman"/>
+      <w:lvlText w:val="%6."/>
+      <w:lvlJc w:val="right"/>
+      <w:pPr>
+        <w:ind w:left="4320" w:hanging="180"/>
+      </w:pPr>
+    </w:lvl>
+    <w:lvl w:ilvl="6" w:tplc="0419000F" w:tentative="1">
+      <w:start w:val="1"/>
+      <w:numFmt w:val="decimal"/>
+      <w:lvlText w:val="%7."/>
+      <w:lvlJc w:val="left"/>
+      <w:pPr>
+        <w:ind w:left="5040" w:hanging="360"/>
+      </w:pPr>
+    </w:lvl>
+    <w:lvl w:ilvl="7" w:tplc="04190019" w:tentative="1">
+      <w:start w:val="1"/>
+      <w:numFmt w:val="lowerLetter"/>
+      <w:lvlText w:val="%8."/>
+      <w:lvlJc w:val="left"/>
+      <w:pPr>
+        <w:ind w:left="5760" w:hanging="360"/>
+      </w:pPr>
+    </w:lvl>
+    <w:lvl w:ilvl="8" w:tplc="0419001B" w:tentative="1">
+      <w:start w:val="1"/>
+      <w:numFmt w:val="lowerRoman"/>
+      <w:lvlText w:val="%9."/>
+      <w:lvlJc w:val="right"/>
+      <w:pPr>
+        <w:ind w:left="6480" w:hanging="180"/>
+      </w:pPr>
+    </w:lvl>
+  </w:abstractNum>
   <w:num w:numId="1" w16cid:durableId="1842893289">
     <w:abstractNumId w:val="0"/>
+  </w:num>
+  <w:num w:numId="2" w16cid:durableId="95490742">
+    <w:abstractNumId w:val="1"/>
+  </w:num>
+  <w:num w:numId="3" w16cid:durableId="2012104340">
+    <w:abstractNumId w:val="2"/>
   </w:num>
 </w:numbering>
 </file>
@@ -1970,6 +2649,17 @@
       <w:szCs w:val="24"/>
     </w:rPr>
   </w:style>
+  <w:style w:type="paragraph" w:styleId="a9">
+    <w:name w:val="List Paragraph"/>
+    <w:basedOn w:val="a"/>
+    <w:uiPriority w:val="34"/>
+    <w:qFormat/>
+    <w:rsid w:val="00B436F2"/>
+    <w:pPr>
+      <w:ind w:left="720"/>
+      <w:contextualSpacing/>
+    </w:pPr>
+  </w:style>
 </w:styles>
 </file>
 
